--- a/Маркетинг РМ Групп/Флагманский сайт/Тексты_Массовый_подбор.docx
+++ b/Маркетинг РМ Групп/Флагманский сайт/Тексты_Массовый_подбор.docx
@@ -125,8 +125,7 @@
           <w:color w:val="666666"/>
           <w:sz w:val="20"/>
         </w:rPr>
-        <w:t>Закрываем от 50 вакансий линейного персонала к дате запуска. Сроки в договоре, вся Россия. Расчёт за 4 часа.</w:t>
-        <w:br/>
+        <w:t>Закрываем от 50 вакансий линейного персонала к дате запуска. Сроки в договоре, вся Россия.</w:t>
       </w:r>
     </w:p>
     <w:p>
@@ -160,7 +159,7 @@
           <w:b/>
           <w:i w:val="0"/>
         </w:rPr>
-        <w:t>Кнопки на баннере: «Получить расчёт за 4 часа» (основная) / «Оставить заявку» (вторичная)</w:t>
+        <w:t>Кнопки на баннере: «Получить расчёт» (основная) / «Оставить заявку» (вторичная)</w:t>
       </w:r>
     </w:p>
     <w:p>
@@ -236,7 +235,7 @@
           <w:b/>
           <w:i w:val="0"/>
         </w:rPr>
-        <w:t>CTA-полоса после блока: «Назовите дату запуска — подберём команду к сроку» + кнопка «Получить расчёт за 4 часа»</w:t>
+        <w:t>CTA-полоса после блока: «Назовите дату запуска — подберём команду к сроку» + кнопка «Получить расчёт»</w:t>
       </w:r>
     </w:p>
     <w:p>
